--- a/App/documents/Documentos Financiamento.docx
+++ b/App/documents/Documentos Financiamento.docx
@@ -49,7 +49,7 @@
     </w:p>
     <w:p>
       <w:r>
-        <w:t>==================================================================</w:t>
+        <w:t>---DOCUMENTO---</w:t>
       </w:r>
     </w:p>
     <w:p>
@@ -158,7 +158,7 @@
     </w:p>
     <w:p>
       <w:r>
-        <w:t>==================================================================</w:t>
+        <w:t>---DOCUMENTO---</w:t>
       </w:r>
     </w:p>
     <w:p>
@@ -228,7 +228,7 @@
     </w:p>
     <w:p>
       <w:r>
-        <w:t>==================================================================</w:t>
+        <w:t>---DOCUMENTO---</w:t>
       </w:r>
     </w:p>
     <w:p>
